--- a/en/wisdom-stories/what-breaks-a-marriage.docx
+++ b/en/wisdom-stories/what-breaks-a-marriage.docx
@@ -15,7 +15,7 @@
         <w:spacing w:after="80"/>
       </w:pPr>
       <w:r>
-        <w:t>A father wanted to share a lesson with his newly married son.</w:t>
+        <w:t>This is what happened between a father and his newly married young son.</w:t>
       </w:r>
     </w:p>
     <w:p>
@@ -23,7 +23,7 @@
         <w:spacing w:after="80"/>
       </w:pPr>
       <w:r>
-        <w:t>The father asked his newly married son for a sheet of paper, a pencil, and an eraser.</w:t>
+        <w:t>The father asked his newly married son for a sheet of white paper, a pencil, and an eraser.</w:t>
       </w:r>
     </w:p>
     <w:p>
@@ -127,7 +127,7 @@
         <w:spacing w:after="80"/>
       </w:pPr>
       <w:r>
-        <w:t>“Father, please tell me what this is about.”</w:t>
+        <w:t>“For God’s sake, father, what do you want?”</w:t>
       </w:r>
     </w:p>
     <w:p>
@@ -181,7 +181,7 @@
     <w:p>
       <w:pPr/>
       <w:r>
-        <w:t>“A marriage needs an eraser too, son. You will both make mistakes and do things the other dislikes. Each of you must be willing to erase some of those marks. Otherwise, the page you share will soon be covered with them.</w:t>
+        <w:t>“A marriage needs an eraser too, son. You must be able to forgive some of your spouse’s mistakes and let them pass. Your spouse must also have such an eraser, so that your mistakes can be erased. Otherwise, the page you share will soon be covered with them.”</w:t>
       </w:r>
     </w:p>
     <w:p>
@@ -203,11 +203,9 @@
         <w:rPr>
           <w:b/>
         </w:rPr>
-        <w:t>Moral:</w:t>
+        <w:t>Moral: Marriage is the art of forgiveness. For love and respect to continue, both parties must be able to "erase" each other's flaws.</w:t>
       </w:r>
-      <w:r>
-        <w:t xml:space="preserve"> Marriage is the art of forgiveness. For love and respect to continue, both parties must be able to "erase" each other's flaws.</w:t>
-      </w:r>
+      <w:r/>
     </w:p>
     <w:p>
       <w:pPr>
@@ -218,7 +216,7 @@
           <w:i/>
           <w:sz w:val="18"/>
         </w:rPr>
-        <w:t>Source: Publicly available internet sources.</w:t>
+        <w:t>Stories are taken from open Internet sources; illustrations were created with AI.</w:t>
       </w:r>
     </w:p>
     <w:sectPr>
